--- a/SbslFileTransformer/Content/eula.docx
+++ b/SbslFileTransformer/Content/eula.docx
@@ -1,6 +1,6 @@
 
 <file path=word/document.xml><?xml version="1.0" encoding="utf-8"?>
-<w:document xmlns:wpc="http://schemas.microsoft.com/office/word/2010/wordprocessingCanvas" xmlns:cx="http://schemas.microsoft.com/office/drawing/2014/chartex" xmlns:cx1="http://schemas.microsoft.com/office/drawing/2015/9/8/chartex" xmlns:cx2="http://schemas.microsoft.com/office/drawing/2015/10/21/chartex" xmlns:cx3="http://schemas.microsoft.com/office/drawing/2016/5/9/chartex" xmlns:cx4="http://schemas.microsoft.com/office/drawing/2016/5/10/chartex" xmlns:cx5="http://schemas.microsoft.com/office/drawing/2016/5/11/chartex" xmlns:cx6="http://schemas.microsoft.com/office/drawing/2016/5/12/chartex" xmlns:cx7="http://schemas.microsoft.com/office/drawing/2016/5/13/chartex" xmlns:cx8="http://schemas.microsoft.com/office/drawing/2016/5/14/chartex" xmlns:mc="http://schemas.openxmlformats.org/markup-compatibility/2006" xmlns:aink="http://schemas.microsoft.com/office/drawing/2016/ink" xmlns:am3d="http://schemas.microsoft.com/office/drawing/2017/model3d" xmlns:o="urn:schemas-microsoft-com:office:office" xmlns:r="http://schemas.openxmlformats.org/officeDocument/2006/relationships" xmlns:m="http://schemas.openxmlformats.org/officeDocument/2006/math" xmlns:v="urn:schemas-microsoft-com:vml" xmlns:wp14="http://schemas.microsoft.com/office/word/2010/wordprocessingDrawing" xmlns:wp="http://schemas.openxmlformats.org/drawingml/2006/wordprocessingDrawing" xmlns:w10="urn:schemas-microsoft-com:office:word" xmlns:w="http://schemas.openxmlformats.org/wordprocessingml/2006/main" xmlns:w14="http://schemas.microsoft.com/office/word/2010/wordml" xmlns:w15="http://schemas.microsoft.com/office/word/2012/wordml" xmlns:w16cex="http://schemas.microsoft.com/office/word/2018/wordml/cex" xmlns:w16cid="http://schemas.microsoft.com/office/word/2016/wordml/cid" xmlns:w16="http://schemas.microsoft.com/office/word/2018/wordml" xmlns:w16se="http://schemas.microsoft.com/office/word/2015/wordml/symex" xmlns:wpg="http://schemas.microsoft.com/office/word/2010/wordprocessingGroup" xmlns:wpi="http://schemas.microsoft.com/office/word/2010/wordprocessingInk" xmlns:wne="http://schemas.microsoft.com/office/word/2006/wordml" xmlns:wps="http://schemas.microsoft.com/office/word/2010/wordprocessingShape" mc:Ignorable="w14 w15 w16se w16cid w16 w16cex wp14">
+<w:document xmlns:wpc="http://schemas.microsoft.com/office/word/2010/wordprocessingCanvas" xmlns:cx="http://schemas.microsoft.com/office/drawing/2014/chartex" xmlns:cx1="http://schemas.microsoft.com/office/drawing/2015/9/8/chartex" xmlns:cx2="http://schemas.microsoft.com/office/drawing/2015/10/21/chartex" xmlns:cx3="http://schemas.microsoft.com/office/drawing/2016/5/9/chartex" xmlns:cx4="http://schemas.microsoft.com/office/drawing/2016/5/10/chartex" xmlns:cx5="http://schemas.microsoft.com/office/drawing/2016/5/11/chartex" xmlns:cx6="http://schemas.microsoft.com/office/drawing/2016/5/12/chartex" xmlns:cx7="http://schemas.microsoft.com/office/drawing/2016/5/13/chartex" xmlns:cx8="http://schemas.microsoft.com/office/drawing/2016/5/14/chartex" xmlns:mc="http://schemas.openxmlformats.org/markup-compatibility/2006" xmlns:aink="http://schemas.microsoft.com/office/drawing/2016/ink" xmlns:am3d="http://schemas.microsoft.com/office/drawing/2017/model3d" xmlns:o="urn:schemas-microsoft-com:office:office" xmlns:r="http://schemas.openxmlformats.org/officeDocument/2006/relationships" xmlns:m="http://schemas.openxmlformats.org/officeDocument/2006/math" xmlns:v="urn:schemas-microsoft-com:vml" xmlns:wp14="http://schemas.microsoft.com/office/word/2010/wordprocessingDrawing" xmlns:wp="http://schemas.openxmlformats.org/drawingml/2006/wordprocessingDrawing" xmlns:w10="urn:schemas-microsoft-com:office:word" xmlns:w="http://schemas.openxmlformats.org/wordprocessingml/2006/main" xmlns:w14="http://schemas.microsoft.com/office/word/2010/wordml" xmlns:w15="http://schemas.microsoft.com/office/word/2012/wordml" xmlns:w16cex="http://schemas.microsoft.com/office/word/2018/wordml/cex" xmlns:w16cid="http://schemas.microsoft.com/office/word/2016/wordml/cid" xmlns:w16="http://schemas.microsoft.com/office/word/2018/wordml" xmlns:w16sdtdh="http://schemas.microsoft.com/office/word/2020/wordml/sdtdatahash" xmlns:w16se="http://schemas.microsoft.com/office/word/2015/wordml/symex" xmlns:wpg="http://schemas.microsoft.com/office/word/2010/wordprocessingGroup" xmlns:wpi="http://schemas.microsoft.com/office/word/2010/wordprocessingInk" xmlns:wne="http://schemas.microsoft.com/office/word/2006/wordml" xmlns:wps="http://schemas.microsoft.com/office/word/2010/wordprocessingShape" mc:Ignorable="w14 w15 w16se w16cid w16 w16cex w16sdtdh wp14">
   <w:background w:color="FFFFFF"/>
   <w:body>
     <w:p>
@@ -80,10 +80,7 @@
     <w:p/>
     <w:p>
       <w:r>
-        <w:t>By clicking the "I Agree" button, downloading or using the Application, you are ag</w:t>
-      </w:r>
-      <w:r>
-        <w:t>reeing to be bound by the terms and conditions of this Agreement.</w:t>
+        <w:t>By clicking the "I Agree" button, downloading or using the Application, you are agreeing to be bound by the terms and conditions of this Agreement.</w:t>
       </w:r>
     </w:p>
     <w:p/>
@@ -115,10 +112,7 @@
         <w:t>SBSL</w:t>
       </w:r>
       <w:r>
-        <w:t xml:space="preserve"> grants you a revocabl</w:t>
-      </w:r>
-      <w:r>
-        <w:t>e, non-exclusive, non-transferable, limited license to download, install and use the Application solely for your personal, non-commercial purposes strictly in accordance with the terms of this Agreement.</w:t>
+        <w:t xml:space="preserve"> grants you a revocable, non-exclusive, non-transferable, limited license to download, install and use the Application solely for your personal, non-commercial purposes strictly in accordance with the terms of this Agreement.</w:t>
       </w:r>
     </w:p>
     <w:p/>
@@ -138,10 +132,7 @@
     <w:p/>
     <w:p>
       <w:r>
-        <w:t>You agree not to, and you will not pe</w:t>
-      </w:r>
-      <w:r>
-        <w:t>rmit others to:</w:t>
+        <w:t>You agree not to, and you will not permit others to:</w:t>
       </w:r>
     </w:p>
     <w:p/>
@@ -182,10 +173,7 @@
         <w:t>reserves</w:t>
       </w:r>
       <w:r>
-        <w:t xml:space="preserve"> the right to modify, suspend or discontinue, temporarily or permanently, the Application or any service to which it connects, with</w:t>
-      </w:r>
-      <w:r>
-        <w:t xml:space="preserve"> notice and without liability to you.</w:t>
+        <w:t xml:space="preserve"> the right to modify, suspend or discontinue, temporarily or permanently, the Application or any service to which it connects, with notice and without liability to you.</w:t>
       </w:r>
     </w:p>
     <w:p/>
@@ -205,10 +193,7 @@
     <w:p/>
     <w:p>
       <w:r>
-        <w:t xml:space="preserve">This </w:t>
-      </w:r>
-      <w:r>
-        <w:t xml:space="preserve">Agreement shall remain in effect until terminated by you or </w:t>
+        <w:t xml:space="preserve">This Agreement shall remain in effect until terminated by you or </w:t>
       </w:r>
       <w:r>
         <w:rPr>
@@ -226,13 +211,13 @@
         <w:t>SBSL</w:t>
       </w:r>
       <w:r>
-        <w:t xml:space="preserve"> may, in its sole discretion, at any time and for any or no reason, suspend or terminate this Agreement with or without prior notice.</w:t>
-      </w:r>
-    </w:p>
-    <w:p/>
-    <w:p>
-      <w:r>
-        <w:t xml:space="preserve">This Agreement will terminate immediately, without prior notice from </w:t>
+        <w:t xml:space="preserve"> may, in its sole discretion, at any time and for any or no reason, suspend or terminate this Agreement with prior notice.</w:t>
+      </w:r>
+    </w:p>
+    <w:p/>
+    <w:p>
+      <w:r>
+        <w:t xml:space="preserve">This Agreement will terminate immediately, with prior notice from </w:t>
       </w:r>
       <w:r>
         <w:rPr>
@@ -241,10 +226,7 @@
         <w:t>SBSL</w:t>
       </w:r>
       <w:r>
-        <w:t>, in the event that you fail to comply with any provision of this Agreement. You may also terminate this Agreement by deleting the Application and all copies there</w:t>
-      </w:r>
-      <w:r>
-        <w:t>of from your mobile device or from your desktop.</w:t>
+        <w:t>, in the event that you fail to comply with any provision of this Agreement. You may also terminate this Agreement by deleting the Application and all copies thereof from your mobile device or from your desktop.</w:t>
       </w:r>
     </w:p>
     <w:p/>
@@ -271,13 +253,7 @@
     <w:p/>
     <w:p>
       <w:r>
-        <w:t xml:space="preserve">If any provision of this </w:t>
-      </w:r>
-      <w:r>
-        <w:t>Agreement is held to be unenforceable or invalid, such provision will be changed and interpreted to accomplish the objectives of such provision to the greatest extent possible under applicable law and the remaining provisions will continue in full force an</w:t>
-      </w:r>
-      <w:r>
-        <w:t>d effect.</w:t>
+        <w:t>If any provision of this Agreement is held to be unenforceable or invalid, such provision will be changed and interpreted to accomplish the objectives of such provision to the greatest extent possible under applicable law and the remaining provisions will continue in full force and effect.</w:t>
       </w:r>
     </w:p>
     <w:p/>
@@ -309,13 +285,7 @@
         <w:rPr>
           <w:shd w:val="clear" w:color="auto" w:fill="FFF2CC"/>
         </w:rPr>
-        <w:t>3</w:t>
-      </w:r>
-      <w:r>
-        <w:rPr>
-          <w:shd w:val="clear" w:color="auto" w:fill="FFF2CC"/>
-        </w:rPr>
-        <w:t>0</w:t>
+        <w:t>30</w:t>
       </w:r>
       <w:r>
         <w:t xml:space="preserve"> days' notice prior to any new terms taking effect. What constitutes a material change will be determined at our sole discretion.</w:t>
@@ -518,7 +488,7 @@
 </file>
 
 <file path=word/styles.xml><?xml version="1.0" encoding="utf-8"?>
-<w:styles xmlns:mc="http://schemas.openxmlformats.org/markup-compatibility/2006" xmlns:r="http://schemas.openxmlformats.org/officeDocument/2006/relationships" xmlns:w="http://schemas.openxmlformats.org/wordprocessingml/2006/main" xmlns:w14="http://schemas.microsoft.com/office/word/2010/wordml" xmlns:w15="http://schemas.microsoft.com/office/word/2012/wordml" xmlns:w16cex="http://schemas.microsoft.com/office/word/2018/wordml/cex" xmlns:w16cid="http://schemas.microsoft.com/office/word/2016/wordml/cid" xmlns:w16="http://schemas.microsoft.com/office/word/2018/wordml" xmlns:w16se="http://schemas.microsoft.com/office/word/2015/wordml/symex" mc:Ignorable="w14 w15 w16se w16cid w16 w16cex">
+<w:styles xmlns:mc="http://schemas.openxmlformats.org/markup-compatibility/2006" xmlns:r="http://schemas.openxmlformats.org/officeDocument/2006/relationships" xmlns:w="http://schemas.openxmlformats.org/wordprocessingml/2006/main" xmlns:w14="http://schemas.microsoft.com/office/word/2010/wordml" xmlns:w15="http://schemas.microsoft.com/office/word/2012/wordml" xmlns:w16cex="http://schemas.microsoft.com/office/word/2018/wordml/cex" xmlns:w16cid="http://schemas.microsoft.com/office/word/2016/wordml/cid" xmlns:w16="http://schemas.microsoft.com/office/word/2018/wordml" xmlns:w16sdtdh="http://schemas.microsoft.com/office/word/2020/wordml/sdtdatahash" xmlns:w16se="http://schemas.microsoft.com/office/word/2015/wordml/symex" mc:Ignorable="w14 w15 w16se w16cid w16 w16cex w16sdtdh">
   <w:docDefaults>
     <w:rPrDefault>
       <w:rPr>
